--- a/rapports/2026-06-06/EQ28/EQ28_enq1_v2/DR_061101000149/84-96-62-09.docx
+++ b/rapports/2026-06-06/EQ28/EQ28_enq1_v2/DR_061101000149/84-96-62-09.docx
@@ -297,7 +297,7 @@
           <w:color w:val="1F6FEB"/>
           <w:sz w:val="22"/>
         </w:rPr>
-        <w:t>⚠ INCOHÉRENCES À CORRIGER (162)</w:t>
+        <w:t>⚠ INCOHÉRENCES À CORRIGER (159)</w:t>
       </w:r>
     </w:p>
     <w:tbl>
@@ -904,7 +904,7 @@
                 <w:color w:val="16A34A"/>
                 <w:sz w:val="16"/>
               </w:rPr>
-              <w:t>—</w:t>
+              <w:t>s02q33, s01q00b</w:t>
             </w:r>
           </w:p>
         </w:tc>
@@ -935,7 +935,7 @@
                 <w:i w:val="0"/>
                 <w:sz w:val="17"/>
               </w:rPr>
-              <w:t>Incohérence!!! seulement les écoles privées paient les frais de scolarité (y compris les frais d'inscription).</w:t>
+              <w:t>Incoherent!!! La dernière fois que KHADY  DIOUF a  fréquenté l'école est 9999.</w:t>
             </w:r>
           </w:p>
         </w:tc>
@@ -950,10 +950,10 @@
               <w:rPr>
                 <w:b/>
                 <w:i w:val="0"/>
-                <w:color w:val="DC2626"/>
-                <w:sz w:val="16"/>
-              </w:rPr>
-              <w:t>Haute</w:t>
+                <w:color w:val="EA580C"/>
+                <w:sz w:val="16"/>
+              </w:rPr>
+              <w:t>Moyenne</w:t>
             </w:r>
           </w:p>
         </w:tc>
@@ -968,7 +968,7 @@
                 <w:i w:val="0"/>
                 <w:sz w:val="16"/>
               </w:rPr>
-              <w:t>S02</w:t>
+              <w:t>—</w:t>
               <w:br/>
             </w:r>
             <w:r>
@@ -978,7 +978,6 @@
                 <w:color w:val="64748B"/>
                 <w:sz w:val="14"/>
               </w:rPr>
-              <w:t>Éducation</w:t>
             </w:r>
           </w:p>
         </w:tc>
@@ -994,7 +993,7 @@
                 <w:color w:val="16A34A"/>
                 <w:sz w:val="16"/>
               </w:rPr>
-              <w:t>s02q33, s01q00b</w:t>
+              <w:t>—</w:t>
             </w:r>
           </w:p>
         </w:tc>
@@ -1010,7 +1009,7 @@
                 <w:color w:val="64748B"/>
                 <w:sz w:val="16"/>
               </w:rPr>
-              <w:t>GT-CQ</w:t>
+              <w:t>Natif SuSo</w:t>
             </w:r>
           </w:p>
         </w:tc>
@@ -1025,7 +1024,7 @@
                 <w:i w:val="0"/>
                 <w:sz w:val="17"/>
               </w:rPr>
-              <w:t>Incoherent!!! La dernière fois que KHADY  DIOUF a  fréquenté l'école est 9999.</w:t>
+              <w:t>Attention. Vous avez manqué de renseigner  %NombreActifNonRenseigne2%  %actif2% dans la question précédente. Veuillez renseigner tous les équipements.</w:t>
             </w:r>
           </w:p>
         </w:tc>
@@ -1058,7 +1057,7 @@
                 <w:i w:val="0"/>
                 <w:sz w:val="16"/>
               </w:rPr>
-              <w:t>—</w:t>
+              <w:t>S00</w:t>
               <w:br/>
             </w:r>
             <w:r>
@@ -1068,6 +1067,7 @@
                 <w:color w:val="64748B"/>
                 <w:sz w:val="14"/>
               </w:rPr>
+              <w:t>Identification</w:t>
             </w:r>
           </w:p>
         </w:tc>
@@ -1083,7 +1083,7 @@
                 <w:color w:val="16A34A"/>
                 <w:sz w:val="16"/>
               </w:rPr>
-              <w:t>—</w:t>
+              <w:t>s00q07a, s00q08, s00q10, s00q13_0, s00q15_0, s00q17_0, s00q23a, s00q23b</w:t>
             </w:r>
           </w:p>
         </w:tc>
@@ -1099,7 +1099,7 @@
                 <w:color w:val="64748B"/>
                 <w:sz w:val="16"/>
               </w:rPr>
-              <w:t>Natif SuSo</w:t>
+              <w:t>GT-CQ</w:t>
             </w:r>
           </w:p>
         </w:tc>
@@ -1114,7 +1114,7 @@
                 <w:i w:val="0"/>
                 <w:sz w:val="17"/>
               </w:rPr>
-              <w:t>Attention. Vous avez manqué de renseigner  %NombreActifNonRenseigne2%  %actif2% dans la question précédente. Veuillez renseigner tous les équipements.</w:t>
+              <w:t>Prière de renseigner toutes les informations du ménage dans la section 0 avant d'entamer les autres informations.</w:t>
             </w:r>
           </w:p>
         </w:tc>
@@ -1173,7 +1173,7 @@
                 <w:color w:val="16A34A"/>
                 <w:sz w:val="16"/>
               </w:rPr>
-              <w:t>s00q07a, s00q08, s00q10, s00q13_0, s00q15_0, s00q17_0, s00q23a, s00q23b</w:t>
+              <w:t>—</w:t>
             </w:r>
           </w:p>
         </w:tc>
@@ -1204,7 +1204,7 @@
                 <w:i w:val="0"/>
                 <w:sz w:val="17"/>
               </w:rPr>
-              <w:t>Prière de renseigner toutes les informations du ménage dans la section 0 avant d'entamer les autres informations.</w:t>
+              <w:t>Il est obligatoire de prendre les coordonnées Gps avant d'administrer le questionnaire.</w:t>
             </w:r>
           </w:p>
         </w:tc>
@@ -1294,7 +1294,7 @@
                 <w:i w:val="0"/>
                 <w:sz w:val="17"/>
               </w:rPr>
-              <w:t>Il est obligatoire de prendre les coordonnées Gps avant d'administrer le questionnaire.</w:t>
+              <w:t>Prière de prendre les coordonnées GPS.</w:t>
             </w:r>
           </w:p>
         </w:tc>
@@ -1327,7 +1327,7 @@
                 <w:i w:val="0"/>
                 <w:sz w:val="16"/>
               </w:rPr>
-              <w:t>S00</w:t>
+              <w:t>S01</w:t>
               <w:br/>
             </w:r>
             <w:r>
@@ -1337,7 +1337,7 @@
                 <w:color w:val="64748B"/>
                 <w:sz w:val="14"/>
               </w:rPr>
-              <w:t>Identification</w:t>
+              <w:t>Démographie</w:t>
             </w:r>
           </w:p>
         </w:tc>
@@ -1384,7 +1384,7 @@
                 <w:i w:val="0"/>
                 <w:sz w:val="17"/>
               </w:rPr>
-              <w:t>Prière de prendre les coordonnées GPS.</w:t>
+              <w:t>Prière de verifier l'information donnée par DABA NDIAYE ou corriger au niveau de la section 1.</w:t>
             </w:r>
           </w:p>
         </w:tc>
@@ -1474,7 +1474,7 @@
                 <w:i w:val="0"/>
                 <w:sz w:val="17"/>
               </w:rPr>
-              <w:t>Prière de verifier l'information donnée par DABA NDIAYE ou corriger au niveau de la section 1.</w:t>
+              <w:t>Prière de verifier l'information donnée par MOUSTAPHA NDIAYE ou corriger au niveau de la section 1.</w:t>
             </w:r>
           </w:p>
         </w:tc>
@@ -1533,7 +1533,7 @@
                 <w:color w:val="16A34A"/>
                 <w:sz w:val="16"/>
               </w:rPr>
-              <w:t>—</w:t>
+              <w:t>s01q10_1</w:t>
             </w:r>
           </w:p>
         </w:tc>
@@ -1564,277 +1564,7 @@
                 <w:i w:val="0"/>
                 <w:sz w:val="17"/>
               </w:rPr>
-              <w:t>Prière de verifier l'information donnée par MOUSTAPHA NDIAYE ou corriger au niveau de la section 1.</w:t>
-            </w:r>
-          </w:p>
-        </w:tc>
-      </w:tr>
-      <w:tr>
-        <w:tc>
-          <w:tcPr>
-            <w:tcW w:type="dxa" w:w="964"/>
-          </w:tcPr>
-          <w:p>
-            <w:r>
-              <w:rPr>
-                <w:b/>
-                <w:i w:val="0"/>
-                <w:color w:val="EA580C"/>
-                <w:sz w:val="16"/>
-              </w:rPr>
-              <w:t>Moyenne</w:t>
-            </w:r>
-          </w:p>
-        </w:tc>
-        <w:tc>
-          <w:tcPr>
-            <w:tcW w:type="dxa" w:w="1247"/>
-          </w:tcPr>
-          <w:p>
-            <w:r>
-              <w:rPr>
-                <w:b/>
-                <w:i w:val="0"/>
-                <w:sz w:val="16"/>
-              </w:rPr>
-              <w:t>S01</w:t>
-              <w:br/>
-            </w:r>
-            <w:r>
-              <w:rPr>
-                <w:b w:val="0"/>
-                <w:i w:val="0"/>
-                <w:color w:val="64748B"/>
-                <w:sz w:val="14"/>
-              </w:rPr>
-              <w:t>Démographie</w:t>
-            </w:r>
-          </w:p>
-        </w:tc>
-        <w:tc>
-          <w:tcPr>
-            <w:tcW w:type="dxa" w:w="1531"/>
-          </w:tcPr>
-          <w:p>
-            <w:r>
-              <w:rPr>
-                <w:b/>
-                <w:i w:val="0"/>
-                <w:color w:val="16A34A"/>
-                <w:sz w:val="16"/>
-              </w:rPr>
-              <w:t>s01q10_1</w:t>
-            </w:r>
-          </w:p>
-        </w:tc>
-        <w:tc>
-          <w:tcPr>
-            <w:tcW w:type="dxa" w:w="1191"/>
-          </w:tcPr>
-          <w:p>
-            <w:r>
-              <w:rPr>
-                <w:b w:val="0"/>
-                <w:i w:val="0"/>
-                <w:color w:val="64748B"/>
-                <w:sz w:val="16"/>
-              </w:rPr>
-              <w:t>GT-CQ</w:t>
-            </w:r>
-          </w:p>
-        </w:tc>
-        <w:tc>
-          <w:tcPr>
-            <w:tcW w:type="dxa" w:w="4706"/>
-          </w:tcPr>
-          <w:p>
-            <w:r>
-              <w:rPr>
-                <w:b w:val="0"/>
-                <w:i w:val="0"/>
-                <w:sz w:val="17"/>
-              </w:rPr>
               <w:t>La taille du ménage lors de l'enquête principale (5) de ce ménage est inférieur à la taille du denombrement (7), prière de fournir des explications concrètes ou aller revisiter le ménage.</w:t>
-            </w:r>
-          </w:p>
-        </w:tc>
-      </w:tr>
-      <w:tr>
-        <w:tc>
-          <w:tcPr>
-            <w:tcW w:type="dxa" w:w="964"/>
-          </w:tcPr>
-          <w:p>
-            <w:r>
-              <w:rPr>
-                <w:b/>
-                <w:i w:val="0"/>
-                <w:color w:val="EA580C"/>
-                <w:sz w:val="16"/>
-              </w:rPr>
-              <w:t>Moyenne</w:t>
-            </w:r>
-          </w:p>
-        </w:tc>
-        <w:tc>
-          <w:tcPr>
-            <w:tcW w:type="dxa" w:w="1247"/>
-          </w:tcPr>
-          <w:p>
-            <w:r>
-              <w:rPr>
-                <w:b/>
-                <w:i w:val="0"/>
-                <w:sz w:val="16"/>
-              </w:rPr>
-              <w:t>S02</w:t>
-              <w:br/>
-            </w:r>
-            <w:r>
-              <w:rPr>
-                <w:b w:val="0"/>
-                <w:i w:val="0"/>
-                <w:color w:val="64748B"/>
-                <w:sz w:val="14"/>
-              </w:rPr>
-              <w:t>Éducation</w:t>
-            </w:r>
-          </w:p>
-        </w:tc>
-        <w:tc>
-          <w:tcPr>
-            <w:tcW w:type="dxa" w:w="1531"/>
-          </w:tcPr>
-          <w:p>
-            <w:r>
-              <w:rPr>
-                <w:b/>
-                <w:i w:val="0"/>
-                <w:color w:val="16A34A"/>
-                <w:sz w:val="16"/>
-              </w:rPr>
-              <w:t>—</w:t>
-            </w:r>
-          </w:p>
-        </w:tc>
-        <w:tc>
-          <w:tcPr>
-            <w:tcW w:type="dxa" w:w="1191"/>
-          </w:tcPr>
-          <w:p>
-            <w:r>
-              <w:rPr>
-                <w:b w:val="0"/>
-                <w:i w:val="0"/>
-                <w:color w:val="64748B"/>
-                <w:sz w:val="16"/>
-              </w:rPr>
-              <w:t>GT-CQ</w:t>
-            </w:r>
-          </w:p>
-        </w:tc>
-        <w:tc>
-          <w:tcPr>
-            <w:tcW w:type="dxa" w:w="4706"/>
-          </w:tcPr>
-          <w:p>
-            <w:r>
-              <w:rPr>
-                <w:b w:val="0"/>
-                <w:i w:val="0"/>
-                <w:sz w:val="17"/>
-              </w:rPr>
-              <w:t>veuillez, s'il vous plait, confirmer les frais de scolarité ( 10000 FCFA) payée de DABA NDIAYE avec le QG ou apporter les corrections nécessaires.</w:t>
-            </w:r>
-          </w:p>
-        </w:tc>
-      </w:tr>
-      <w:tr>
-        <w:tc>
-          <w:tcPr>
-            <w:tcW w:type="dxa" w:w="964"/>
-          </w:tcPr>
-          <w:p>
-            <w:r>
-              <w:rPr>
-                <w:b/>
-                <w:i w:val="0"/>
-                <w:color w:val="EA580C"/>
-                <w:sz w:val="16"/>
-              </w:rPr>
-              <w:t>Moyenne</w:t>
-            </w:r>
-          </w:p>
-        </w:tc>
-        <w:tc>
-          <w:tcPr>
-            <w:tcW w:type="dxa" w:w="1247"/>
-          </w:tcPr>
-          <w:p>
-            <w:r>
-              <w:rPr>
-                <w:b/>
-                <w:i w:val="0"/>
-                <w:sz w:val="16"/>
-              </w:rPr>
-              <w:t>S02</w:t>
-              <w:br/>
-            </w:r>
-            <w:r>
-              <w:rPr>
-                <w:b w:val="0"/>
-                <w:i w:val="0"/>
-                <w:color w:val="64748B"/>
-                <w:sz w:val="14"/>
-              </w:rPr>
-              <w:t>Éducation</w:t>
-            </w:r>
-          </w:p>
-        </w:tc>
-        <w:tc>
-          <w:tcPr>
-            <w:tcW w:type="dxa" w:w="1531"/>
-          </w:tcPr>
-          <w:p>
-            <w:r>
-              <w:rPr>
-                <w:b/>
-                <w:i w:val="0"/>
-                <w:color w:val="16A34A"/>
-                <w:sz w:val="16"/>
-              </w:rPr>
-              <w:t>—</w:t>
-            </w:r>
-          </w:p>
-        </w:tc>
-        <w:tc>
-          <w:tcPr>
-            <w:tcW w:type="dxa" w:w="1191"/>
-          </w:tcPr>
-          <w:p>
-            <w:r>
-              <w:rPr>
-                <w:b w:val="0"/>
-                <w:i w:val="0"/>
-                <w:color w:val="64748B"/>
-                <w:sz w:val="16"/>
-              </w:rPr>
-              <w:t>GT-CQ</w:t>
-            </w:r>
-          </w:p>
-        </w:tc>
-        <w:tc>
-          <w:tcPr>
-            <w:tcW w:type="dxa" w:w="4706"/>
-          </w:tcPr>
-          <w:p>
-            <w:r>
-              <w:rPr>
-                <w:b w:val="0"/>
-                <w:i w:val="0"/>
-                <w:sz w:val="17"/>
-              </w:rPr>
-              <w:t>veuillez, s'il vous plait, confirmer les frais de scolarité ( 5000 FCFA) payée de MOUSTAPHA NDIAYE avec le QG ou apporter les corrections nécessaires.</w:t>
             </w:r>
           </w:p>
         </w:tc>
